--- a/отчёты/Задание 11 Наследование и полиморфизм.docx
+++ b/отчёты/Задание 11 Наследование и полиморфизм.docx
@@ -24,7 +24,8 @@
     </w:p>
     <w:p>
       <w:pPr>
-        <w:spacing w:after="80"/>
+        <w:keepNext w:val="false"/>
+        <w:spacing w:after="80" w:before="0"/>
         <w:ind w:firstLine="709"/>
         <w:jc w:val="both"/>
       </w:pPr>
@@ -52,7 +53,8 @@
     </w:p>
     <w:p>
       <w:pPr>
-        <w:spacing w:after="80"/>
+        <w:keepNext w:val="false"/>
+        <w:spacing w:after="80" w:before="0"/>
         <w:ind w:firstLine="709"/>
         <w:jc w:val="both"/>
       </w:pPr>
@@ -157,7 +159,8 @@
     </w:p>
     <w:p>
       <w:pPr>
-        <w:spacing w:after="80"/>
+        <w:keepNext w:val="false"/>
+        <w:spacing w:after="80" w:before="0"/>
         <w:ind w:firstLine="709"/>
         <w:jc w:val="both"/>
       </w:pPr>
@@ -184,7 +187,8 @@
     </w:p>
     <w:p>
       <w:pPr>
-        <w:spacing w:after="80"/>
+        <w:keepNext w:val="false"/>
+        <w:spacing w:after="80" w:before="0"/>
         <w:ind w:firstLine="709"/>
         <w:jc w:val="both"/>
       </w:pPr>
@@ -234,7 +238,8 @@
     </w:p>
     <w:p>
       <w:pPr>
-        <w:spacing w:after="80"/>
+        <w:keepNext w:val="false"/>
+        <w:spacing w:after="80" w:before="0"/>
         <w:ind w:firstLine="709"/>
         <w:jc w:val="both"/>
       </w:pPr>
@@ -301,7 +306,8 @@
     </w:p>
     <w:p>
       <w:pPr>
-        <w:spacing w:after="80"/>
+        <w:keepNext w:val="false"/>
+        <w:spacing w:after="80" w:before="0"/>
         <w:ind w:firstLine="709"/>
         <w:jc w:val="both"/>
       </w:pPr>
@@ -319,7 +325,7 @@
           <w:right w:val="single" w:color="BFBFBF" w:sz="4" w:space="4"/>
         </w:pBdr>
         <w:shd w:fill="F4F4F4" w:color="auto" w:val="clear"/>
-        <w:spacing w:after="0" w:before="60" w:line="240"/>
+        <w:spacing w:after="0" w:before="60" w:line="240" w:lineRule="auto"/>
         <w:ind w:left="113" w:right="113"/>
       </w:pPr>
       <w:r>
@@ -341,7 +347,7 @@
           <w:right w:val="single" w:color="BFBFBF" w:sz="4" w:space="4"/>
         </w:pBdr>
         <w:shd w:fill="F4F4F4" w:color="auto" w:val="clear"/>
-        <w:spacing w:after="0" w:before="0" w:line="240"/>
+        <w:spacing w:after="0" w:before="0" w:line="240" w:lineRule="auto"/>
         <w:ind w:left="113" w:right="113"/>
       </w:pPr>
       <w:r>
@@ -363,7 +369,7 @@
           <w:right w:val="single" w:color="BFBFBF" w:sz="4" w:space="4"/>
         </w:pBdr>
         <w:shd w:fill="F4F4F4" w:color="auto" w:val="clear"/>
-        <w:spacing w:after="0" w:before="0" w:line="240"/>
+        <w:spacing w:after="0" w:before="0" w:line="240" w:lineRule="auto"/>
         <w:ind w:left="113" w:right="113"/>
       </w:pPr>
       <w:r>
@@ -385,7 +391,7 @@
           <w:right w:val="single" w:color="BFBFBF" w:sz="4" w:space="4"/>
         </w:pBdr>
         <w:shd w:fill="F4F4F4" w:color="auto" w:val="clear"/>
-        <w:spacing w:after="0" w:before="0" w:line="240"/>
+        <w:spacing w:after="0" w:before="0" w:line="240" w:lineRule="auto"/>
         <w:ind w:left="113" w:right="113"/>
       </w:pPr>
       <w:r>
@@ -407,7 +413,7 @@
           <w:right w:val="single" w:color="BFBFBF" w:sz="4" w:space="4"/>
         </w:pBdr>
         <w:shd w:fill="F4F4F4" w:color="auto" w:val="clear"/>
-        <w:spacing w:after="0" w:before="0" w:line="240"/>
+        <w:spacing w:after="0" w:before="0" w:line="240" w:lineRule="auto"/>
         <w:ind w:left="113" w:right="113"/>
       </w:pPr>
       <w:r>
@@ -429,7 +435,7 @@
           <w:right w:val="single" w:color="BFBFBF" w:sz="4" w:space="4"/>
         </w:pBdr>
         <w:shd w:fill="F4F4F4" w:color="auto" w:val="clear"/>
-        <w:spacing w:after="0" w:before="0" w:line="240"/>
+        <w:spacing w:after="0" w:before="0" w:line="240" w:lineRule="auto"/>
         <w:ind w:left="113" w:right="113"/>
       </w:pPr>
       <w:r>
@@ -451,7 +457,7 @@
           <w:right w:val="single" w:color="BFBFBF" w:sz="4" w:space="4"/>
         </w:pBdr>
         <w:shd w:fill="F4F4F4" w:color="auto" w:val="clear"/>
-        <w:spacing w:after="0" w:before="0" w:line="240"/>
+        <w:spacing w:after="0" w:before="0" w:line="240" w:lineRule="auto"/>
         <w:ind w:left="113" w:right="113"/>
       </w:pPr>
       <w:r>
@@ -473,7 +479,7 @@
           <w:right w:val="single" w:color="BFBFBF" w:sz="4" w:space="4"/>
         </w:pBdr>
         <w:shd w:fill="F4F4F4" w:color="auto" w:val="clear"/>
-        <w:spacing w:after="0" w:before="0" w:line="240"/>
+        <w:spacing w:after="0" w:before="0" w:line="240" w:lineRule="auto"/>
         <w:ind w:left="113" w:right="113"/>
       </w:pPr>
       <w:r>
@@ -495,7 +501,7 @@
           <w:right w:val="single" w:color="BFBFBF" w:sz="4" w:space="4"/>
         </w:pBdr>
         <w:shd w:fill="F4F4F4" w:color="auto" w:val="clear"/>
-        <w:spacing w:after="0" w:before="0" w:line="240"/>
+        <w:spacing w:after="0" w:before="0" w:line="240" w:lineRule="auto"/>
         <w:ind w:left="113" w:right="113"/>
       </w:pPr>
       <w:r>
@@ -517,7 +523,7 @@
           <w:right w:val="single" w:color="BFBFBF" w:sz="4" w:space="4"/>
         </w:pBdr>
         <w:shd w:fill="F4F4F4" w:color="auto" w:val="clear"/>
-        <w:spacing w:after="0" w:before="0" w:line="240"/>
+        <w:spacing w:after="0" w:before="0" w:line="240" w:lineRule="auto"/>
         <w:ind w:left="113" w:right="113"/>
       </w:pPr>
       <w:r>
@@ -539,7 +545,7 @@
           <w:right w:val="single" w:color="BFBFBF" w:sz="4" w:space="4"/>
         </w:pBdr>
         <w:shd w:fill="F4F4F4" w:color="auto" w:val="clear"/>
-        <w:spacing w:after="0" w:before="0" w:line="240"/>
+        <w:spacing w:after="0" w:before="0" w:line="240" w:lineRule="auto"/>
         <w:ind w:left="113" w:right="113"/>
       </w:pPr>
       <w:r>
@@ -561,7 +567,7 @@
           <w:right w:val="single" w:color="BFBFBF" w:sz="4" w:space="4"/>
         </w:pBdr>
         <w:shd w:fill="F4F4F4" w:color="auto" w:val="clear"/>
-        <w:spacing w:after="0" w:before="0" w:line="240"/>
+        <w:spacing w:after="0" w:before="0" w:line="240" w:lineRule="auto"/>
         <w:ind w:left="113" w:right="113"/>
       </w:pPr>
       <w:r>
@@ -583,7 +589,7 @@
           <w:right w:val="single" w:color="BFBFBF" w:sz="4" w:space="4"/>
         </w:pBdr>
         <w:shd w:fill="F4F4F4" w:color="auto" w:val="clear"/>
-        <w:spacing w:after="0" w:before="0" w:line="240"/>
+        <w:spacing w:after="0" w:before="0" w:line="240" w:lineRule="auto"/>
         <w:ind w:left="113" w:right="113"/>
       </w:pPr>
       <w:r>
@@ -605,7 +611,7 @@
           <w:right w:val="single" w:color="BFBFBF" w:sz="4" w:space="4"/>
         </w:pBdr>
         <w:shd w:fill="F4F4F4" w:color="auto" w:val="clear"/>
-        <w:spacing w:after="160" w:before="0" w:line="240"/>
+        <w:spacing w:after="160" w:before="0" w:line="240" w:lineRule="auto"/>
         <w:ind w:left="113" w:right="113"/>
       </w:pPr>
       <w:r>
@@ -627,7 +633,7 @@
           <w:right w:val="single" w:color="BFBFBF" w:sz="4" w:space="4"/>
         </w:pBdr>
         <w:shd w:fill="F4F4F4" w:color="auto" w:val="clear"/>
-        <w:spacing w:after="0" w:before="60" w:line="240"/>
+        <w:spacing w:after="0" w:before="60" w:line="240" w:lineRule="auto"/>
         <w:ind w:left="113" w:right="113"/>
       </w:pPr>
       <w:r>
@@ -649,7 +655,7 @@
           <w:right w:val="single" w:color="BFBFBF" w:sz="4" w:space="4"/>
         </w:pBdr>
         <w:shd w:fill="F4F4F4" w:color="auto" w:val="clear"/>
-        <w:spacing w:after="0" w:before="0" w:line="240"/>
+        <w:spacing w:after="0" w:before="0" w:line="240" w:lineRule="auto"/>
         <w:ind w:left="113" w:right="113"/>
       </w:pPr>
       <w:r>
@@ -671,7 +677,7 @@
           <w:right w:val="single" w:color="BFBFBF" w:sz="4" w:space="4"/>
         </w:pBdr>
         <w:shd w:fill="F4F4F4" w:color="auto" w:val="clear"/>
-        <w:spacing w:after="0" w:before="0" w:line="240"/>
+        <w:spacing w:after="0" w:before="0" w:line="240" w:lineRule="auto"/>
         <w:ind w:left="113" w:right="113"/>
       </w:pPr>
       <w:r>
@@ -693,7 +699,7 @@
           <w:right w:val="single" w:color="BFBFBF" w:sz="4" w:space="4"/>
         </w:pBdr>
         <w:shd w:fill="F4F4F4" w:color="auto" w:val="clear"/>
-        <w:spacing w:after="0" w:before="0" w:line="240"/>
+        <w:spacing w:after="0" w:before="0" w:line="240" w:lineRule="auto"/>
         <w:ind w:left="113" w:right="113"/>
       </w:pPr>
       <w:r>
@@ -715,7 +721,7 @@
           <w:right w:val="single" w:color="BFBFBF" w:sz="4" w:space="4"/>
         </w:pBdr>
         <w:shd w:fill="F4F4F4" w:color="auto" w:val="clear"/>
-        <w:spacing w:after="0" w:before="0" w:line="240"/>
+        <w:spacing w:after="0" w:before="0" w:line="240" w:lineRule="auto"/>
         <w:ind w:left="113" w:right="113"/>
       </w:pPr>
       <w:r>
@@ -737,7 +743,7 @@
           <w:right w:val="single" w:color="BFBFBF" w:sz="4" w:space="4"/>
         </w:pBdr>
         <w:shd w:fill="F4F4F4" w:color="auto" w:val="clear"/>
-        <w:spacing w:after="0" w:before="0" w:line="240"/>
+        <w:spacing w:after="0" w:before="0" w:line="240" w:lineRule="auto"/>
         <w:ind w:left="113" w:right="113"/>
       </w:pPr>
       <w:r>
@@ -759,7 +765,7 @@
           <w:right w:val="single" w:color="BFBFBF" w:sz="4" w:space="4"/>
         </w:pBdr>
         <w:shd w:fill="F4F4F4" w:color="auto" w:val="clear"/>
-        <w:spacing w:after="0" w:before="0" w:line="240"/>
+        <w:spacing w:after="0" w:before="0" w:line="240" w:lineRule="auto"/>
         <w:ind w:left="113" w:right="113"/>
       </w:pPr>
       <w:r>
@@ -781,7 +787,7 @@
           <w:right w:val="single" w:color="BFBFBF" w:sz="4" w:space="4"/>
         </w:pBdr>
         <w:shd w:fill="F4F4F4" w:color="auto" w:val="clear"/>
-        <w:spacing w:after="160" w:before="0" w:line="240"/>
+        <w:spacing w:after="160" w:before="0" w:line="240" w:lineRule="auto"/>
         <w:ind w:left="113" w:right="113"/>
       </w:pPr>
       <w:r>
@@ -795,7 +801,8 @@
     </w:p>
     <w:p>
       <w:pPr>
-        <w:spacing w:after="80"/>
+        <w:keepNext w:val="false"/>
+        <w:spacing w:after="80" w:before="0"/>
         <w:ind w:firstLine="709"/>
         <w:jc w:val="both"/>
       </w:pPr>
@@ -904,7 +911,8 @@
     </w:p>
     <w:p>
       <w:pPr>
-        <w:spacing w:after="80"/>
+        <w:keepNext w:val="false"/>
+        <w:spacing w:after="80" w:before="0"/>
         <w:ind w:firstLine="709"/>
         <w:jc w:val="both"/>
       </w:pPr>
@@ -933,7 +941,7 @@
           <w:right w:val="single" w:color="BFBFBF" w:sz="4" w:space="4"/>
         </w:pBdr>
         <w:shd w:fill="F4F4F4" w:color="auto" w:val="clear"/>
-        <w:spacing w:after="0" w:before="60" w:line="240"/>
+        <w:spacing w:after="0" w:before="60" w:line="240" w:lineRule="auto"/>
         <w:ind w:left="113" w:right="113"/>
       </w:pPr>
       <w:r>
@@ -955,7 +963,7 @@
           <w:right w:val="single" w:color="BFBFBF" w:sz="4" w:space="4"/>
         </w:pBdr>
         <w:shd w:fill="F4F4F4" w:color="auto" w:val="clear"/>
-        <w:spacing w:after="0" w:before="0" w:line="240"/>
+        <w:spacing w:after="0" w:before="0" w:line="240" w:lineRule="auto"/>
         <w:ind w:left="113" w:right="113"/>
       </w:pPr>
       <w:r>
@@ -977,7 +985,7 @@
           <w:right w:val="single" w:color="BFBFBF" w:sz="4" w:space="4"/>
         </w:pBdr>
         <w:shd w:fill="F4F4F4" w:color="auto" w:val="clear"/>
-        <w:spacing w:after="0" w:before="0" w:line="240"/>
+        <w:spacing w:after="0" w:before="0" w:line="240" w:lineRule="auto"/>
         <w:ind w:left="113" w:right="113"/>
       </w:pPr>
       <w:r>
@@ -999,7 +1007,7 @@
           <w:right w:val="single" w:color="BFBFBF" w:sz="4" w:space="4"/>
         </w:pBdr>
         <w:shd w:fill="F4F4F4" w:color="auto" w:val="clear"/>
-        <w:spacing w:after="0" w:before="0" w:line="240"/>
+        <w:spacing w:after="0" w:before="0" w:line="240" w:lineRule="auto"/>
         <w:ind w:left="113" w:right="113"/>
       </w:pPr>
       <w:r>
@@ -1021,7 +1029,7 @@
           <w:right w:val="single" w:color="BFBFBF" w:sz="4" w:space="4"/>
         </w:pBdr>
         <w:shd w:fill="F4F4F4" w:color="auto" w:val="clear"/>
-        <w:spacing w:after="0" w:before="0" w:line="240"/>
+        <w:spacing w:after="0" w:before="0" w:line="240" w:lineRule="auto"/>
         <w:ind w:left="113" w:right="113"/>
       </w:pPr>
       <w:r>
@@ -1043,7 +1051,7 @@
           <w:right w:val="single" w:color="BFBFBF" w:sz="4" w:space="4"/>
         </w:pBdr>
         <w:shd w:fill="F4F4F4" w:color="auto" w:val="clear"/>
-        <w:spacing w:after="0" w:before="0" w:line="240"/>
+        <w:spacing w:after="0" w:before="0" w:line="240" w:lineRule="auto"/>
         <w:ind w:left="113" w:right="113"/>
       </w:pPr>
       <w:r>
@@ -1065,7 +1073,7 @@
           <w:right w:val="single" w:color="BFBFBF" w:sz="4" w:space="4"/>
         </w:pBdr>
         <w:shd w:fill="F4F4F4" w:color="auto" w:val="clear"/>
-        <w:spacing w:after="0" w:before="0" w:line="240"/>
+        <w:spacing w:after="0" w:before="0" w:line="240" w:lineRule="auto"/>
         <w:ind w:left="113" w:right="113"/>
       </w:pPr>
       <w:r>
@@ -1087,7 +1095,7 @@
           <w:right w:val="single" w:color="BFBFBF" w:sz="4" w:space="4"/>
         </w:pBdr>
         <w:shd w:fill="F4F4F4" w:color="auto" w:val="clear"/>
-        <w:spacing w:after="160" w:before="0" w:line="240"/>
+        <w:spacing w:after="160" w:before="0" w:line="240" w:lineRule="auto"/>
         <w:ind w:left="113" w:right="113"/>
       </w:pPr>
       <w:r>
@@ -1101,7 +1109,8 @@
     </w:p>
     <w:p>
       <w:pPr>
-        <w:spacing w:after="80"/>
+        <w:keepNext w:val="false"/>
+        <w:spacing w:after="80" w:before="0"/>
         <w:ind w:firstLine="709"/>
         <w:jc w:val="both"/>
       </w:pPr>
@@ -1198,7 +1207,8 @@
     </w:p>
     <w:p>
       <w:pPr>
-        <w:spacing w:after="80"/>
+        <w:keepNext w:val="false"/>
+        <w:spacing w:after="80" w:before="0"/>
         <w:ind w:firstLine="709"/>
         <w:jc w:val="both"/>
       </w:pPr>
@@ -1280,7 +1290,8 @@
     </w:p>
     <w:p>
       <w:pPr>
-        <w:spacing w:after="80"/>
+        <w:keepNext w:val="false"/>
+        <w:spacing w:after="80" w:before="0"/>
         <w:ind w:firstLine="709"/>
         <w:jc w:val="both"/>
       </w:pPr>
@@ -1305,7 +1316,7 @@
           <w:right w:val="single" w:color="BFBFBF" w:sz="4" w:space="4"/>
         </w:pBdr>
         <w:shd w:fill="F4F4F4" w:color="auto" w:val="clear"/>
-        <w:spacing w:after="0" w:before="60" w:line="240"/>
+        <w:spacing w:after="0" w:before="60" w:line="240" w:lineRule="auto"/>
         <w:ind w:left="113" w:right="113"/>
       </w:pPr>
       <w:r>
@@ -1327,7 +1338,7 @@
           <w:right w:val="single" w:color="BFBFBF" w:sz="4" w:space="4"/>
         </w:pBdr>
         <w:shd w:fill="F4F4F4" w:color="auto" w:val="clear"/>
-        <w:spacing w:after="0" w:before="0" w:line="240"/>
+        <w:spacing w:after="0" w:before="0" w:line="240" w:lineRule="auto"/>
         <w:ind w:left="113" w:right="113"/>
       </w:pPr>
       <w:r>
@@ -1349,7 +1360,7 @@
           <w:right w:val="single" w:color="BFBFBF" w:sz="4" w:space="4"/>
         </w:pBdr>
         <w:shd w:fill="F4F4F4" w:color="auto" w:val="clear"/>
-        <w:spacing w:after="0" w:before="0" w:line="240"/>
+        <w:spacing w:after="0" w:before="0" w:line="240" w:lineRule="auto"/>
         <w:ind w:left="113" w:right="113"/>
       </w:pPr>
       <w:r>
@@ -1371,7 +1382,7 @@
           <w:right w:val="single" w:color="BFBFBF" w:sz="4" w:space="4"/>
         </w:pBdr>
         <w:shd w:fill="F4F4F4" w:color="auto" w:val="clear"/>
-        <w:spacing w:after="0" w:before="0" w:line="240"/>
+        <w:spacing w:after="0" w:before="0" w:line="240" w:lineRule="auto"/>
         <w:ind w:left="113" w:right="113"/>
       </w:pPr>
       <w:r>
@@ -1393,7 +1404,7 @@
           <w:right w:val="single" w:color="BFBFBF" w:sz="4" w:space="4"/>
         </w:pBdr>
         <w:shd w:fill="F4F4F4" w:color="auto" w:val="clear"/>
-        <w:spacing w:after="160" w:before="0" w:line="240"/>
+        <w:spacing w:after="160" w:before="0" w:line="240" w:lineRule="auto"/>
         <w:ind w:left="113" w:right="113"/>
       </w:pPr>
       <w:r>
@@ -1415,7 +1426,7 @@
           <w:right w:val="single" w:color="A9C4A0" w:sz="4" w:space="4"/>
         </w:pBdr>
         <w:shd w:fill="F1F7EE" w:color="auto" w:val="clear"/>
-        <w:spacing w:after="0" w:before="60" w:line="240"/>
+        <w:spacing w:after="0" w:before="60" w:line="240" w:lineRule="auto"/>
         <w:ind w:left="113" w:right="113"/>
       </w:pPr>
       <w:r>
@@ -1437,7 +1448,7 @@
           <w:right w:val="single" w:color="A9C4A0" w:sz="4" w:space="4"/>
         </w:pBdr>
         <w:shd w:fill="F1F7EE" w:color="auto" w:val="clear"/>
-        <w:spacing w:after="160" w:before="0" w:line="240"/>
+        <w:spacing w:after="160" w:before="0" w:line="240" w:lineRule="auto"/>
         <w:ind w:left="113" w:right="113"/>
       </w:pPr>
       <w:r>
@@ -1469,7 +1480,7 @@
           <w:right w:val="single" w:color="BFBFBF" w:sz="4" w:space="4"/>
         </w:pBdr>
         <w:shd w:fill="F4F4F4" w:color="auto" w:val="clear"/>
-        <w:spacing w:after="0" w:before="60" w:line="240"/>
+        <w:spacing w:after="0" w:before="60" w:line="240" w:lineRule="auto"/>
         <w:ind w:left="113" w:right="113"/>
       </w:pPr>
       <w:r>
@@ -1491,7 +1502,7 @@
           <w:right w:val="single" w:color="BFBFBF" w:sz="4" w:space="4"/>
         </w:pBdr>
         <w:shd w:fill="F4F4F4" w:color="auto" w:val="clear"/>
-        <w:spacing w:after="0" w:before="0" w:line="240"/>
+        <w:spacing w:after="0" w:before="0" w:line="240" w:lineRule="auto"/>
         <w:ind w:left="113" w:right="113"/>
       </w:pPr>
       <w:r>
@@ -1513,7 +1524,7 @@
           <w:right w:val="single" w:color="BFBFBF" w:sz="4" w:space="4"/>
         </w:pBdr>
         <w:shd w:fill="F4F4F4" w:color="auto" w:val="clear"/>
-        <w:spacing w:after="160" w:before="0" w:line="240"/>
+        <w:spacing w:after="160" w:before="0" w:line="240" w:lineRule="auto"/>
         <w:ind w:left="113" w:right="113"/>
       </w:pPr>
       <w:r>
@@ -1699,7 +1710,7 @@
           </w:tcPr>
           <w:p>
             <w:pPr>
-              <w:spacing w:line="240"/>
+              <w:spacing w:line="240" w:lineRule="auto"/>
             </w:pPr>
             <w:r>
               <w:rPr>
@@ -1731,7 +1742,7 @@
           </w:tcPr>
           <w:p>
             <w:pPr>
-              <w:spacing w:line="240"/>
+              <w:spacing w:line="240" w:lineRule="auto"/>
             </w:pPr>
             <w:r>
               <w:rPr>
@@ -1763,7 +1774,7 @@
           </w:tcPr>
           <w:p>
             <w:pPr>
-              <w:spacing w:line="240"/>
+              <w:spacing w:line="240" w:lineRule="auto"/>
             </w:pPr>
             <w:r>
               <w:rPr>
@@ -1799,7 +1810,7 @@
           </w:tcPr>
           <w:p>
             <w:pPr>
-              <w:spacing w:line="240"/>
+              <w:spacing w:line="240" w:lineRule="auto"/>
             </w:pPr>
             <w:r>
               <w:rPr>
@@ -1828,7 +1839,7 @@
           </w:tcPr>
           <w:p>
             <w:pPr>
-              <w:spacing w:line="240"/>
+              <w:spacing w:line="240" w:lineRule="auto"/>
             </w:pPr>
             <w:r>
               <w:rPr>
@@ -1857,7 +1868,7 @@
           </w:tcPr>
           <w:p>
             <w:pPr>
-              <w:spacing w:line="240"/>
+              <w:spacing w:line="240" w:lineRule="auto"/>
             </w:pPr>
             <w:r>
               <w:rPr>
@@ -1891,7 +1902,7 @@
           </w:tcPr>
           <w:p>
             <w:pPr>
-              <w:spacing w:line="240"/>
+              <w:spacing w:line="240" w:lineRule="auto"/>
             </w:pPr>
             <w:r>
               <w:rPr>
@@ -1920,7 +1931,7 @@
           </w:tcPr>
           <w:p>
             <w:pPr>
-              <w:spacing w:line="240"/>
+              <w:spacing w:line="240" w:lineRule="auto"/>
             </w:pPr>
             <w:r>
               <w:rPr>
@@ -1949,7 +1960,7 @@
           </w:tcPr>
           <w:p>
             <w:pPr>
-              <w:spacing w:line="240"/>
+              <w:spacing w:line="240" w:lineRule="auto"/>
             </w:pPr>
             <w:r>
               <w:rPr>
@@ -2013,7 +2024,7 @@
           </w:tcPr>
           <w:p>
             <w:pPr>
-              <w:spacing w:line="240"/>
+              <w:spacing w:line="240" w:lineRule="auto"/>
             </w:pPr>
             <w:r>
               <w:rPr>
@@ -2042,7 +2053,7 @@
           </w:tcPr>
           <w:p>
             <w:pPr>
-              <w:spacing w:line="240"/>
+              <w:spacing w:line="240" w:lineRule="auto"/>
             </w:pPr>
             <w:r>
               <w:rPr>
@@ -2071,7 +2082,7 @@
           </w:tcPr>
           <w:p>
             <w:pPr>
-              <w:spacing w:line="240"/>
+              <w:spacing w:line="240" w:lineRule="auto"/>
             </w:pPr>
             <w:r>
               <w:rPr>
@@ -2120,7 +2131,7 @@
           </w:tcPr>
           <w:p>
             <w:pPr>
-              <w:spacing w:line="240"/>
+              <w:spacing w:line="240" w:lineRule="auto"/>
             </w:pPr>
             <w:r>
               <w:rPr>
@@ -2149,7 +2160,7 @@
           </w:tcPr>
           <w:p>
             <w:pPr>
-              <w:spacing w:line="240"/>
+              <w:spacing w:line="240" w:lineRule="auto"/>
             </w:pPr>
             <w:r>
               <w:rPr>
@@ -2179,7 +2190,7 @@
           </w:tcPr>
           <w:p>
             <w:pPr>
-              <w:spacing w:line="240"/>
+              <w:spacing w:line="240" w:lineRule="auto"/>
             </w:pPr>
             <w:r>
               <w:rPr>
@@ -2214,7 +2225,7 @@
           </w:tcPr>
           <w:p>
             <w:pPr>
-              <w:spacing w:line="240"/>
+              <w:spacing w:line="240" w:lineRule="auto"/>
             </w:pPr>
             <w:r>
               <w:rPr>
@@ -2243,7 +2254,7 @@
           </w:tcPr>
           <w:p>
             <w:pPr>
-              <w:spacing w:line="240"/>
+              <w:spacing w:line="240" w:lineRule="auto"/>
             </w:pPr>
             <w:r>
               <w:rPr>
@@ -2272,7 +2283,7 @@
           </w:tcPr>
           <w:p>
             <w:pPr>
-              <w:spacing w:line="240"/>
+              <w:spacing w:line="240" w:lineRule="auto"/>
             </w:pPr>
             <w:r>
               <w:rPr>
@@ -2292,7 +2303,8 @@
     </w:p>
     <w:p>
       <w:pPr>
-        <w:spacing w:after="80"/>
+        <w:keepNext w:val="false"/>
+        <w:spacing w:after="80" w:before="0"/>
         <w:ind w:firstLine="709"/>
         <w:jc w:val="both"/>
       </w:pPr>
@@ -2550,6 +2562,18 @@
     <w:multiLevelType w:val="hybridMultilevel"/>
     <w:lvl w:ilvl="0" w15:tentative="1">
       <w:start w:val="1"/>
+      <w:numFmt w:val="bullet"/>
+      <w:lvlText w:val="•"/>
+      <w:lvlJc w:val="left"/>
+      <w:pPr>
+        <w:ind w:left="1134" w:hanging="284"/>
+      </w:pPr>
+    </w:lvl>
+  </w:abstractNum>
+  <w:abstractNum w:abstractNumId="4" w15:restartNumberingAfterBreak="0">
+    <w:multiLevelType w:val="hybridMultilevel"/>
+    <w:lvl w:ilvl="0" w15:tentative="1">
+      <w:start w:val="1"/>
       <w:numFmt w:val="decimal"/>
       <w:lvlText w:val="%1."/>
       <w:lvlJc w:val="left"/>
@@ -2571,7 +2595,7 @@
     </w:lvlOverride>
   </w:num>
   <w:num w:numId="3">
-    <w:abstractNumId w:val="3"/>
+    <w:abstractNumId w:val="4"/>
     <w:lvlOverride w:ilvl="0">
       <w:startOverride w:val="1"/>
     </w:lvlOverride>
